--- a/etc/upstream_inflow/Mannual_UpstreamInflowScheme.docx
+++ b/etc/upstream_inflow/Mannual_UpstreamInflowScheme.docx
@@ -137,7 +137,7 @@
     </w:p>
     <w:p>
       <w:r>
-        <w:pict w14:anchorId="6A64FD87">
+        <w:pict w14:anchorId="11CBAFE2">
           <v:rect id="正方形/長方形 85" o:spid="_x0000_s1026" alt="" style="width:487.3pt;height:.05pt;visibility:visible;mso-wrap-style:square;mso-width-percent:0;mso-height-percent:0;mso-left-percent:-10001;mso-top-percent:-10001;mso-position-horizontal:absolute;mso-position-horizontal-relative:char;mso-position-vertical:absolute;mso-position-vertical-relative:line;mso-width-percent:0;mso-height-percent:0;mso-left-percent:-10001;mso-top-percent:-10001;v-text-anchor:top" filled="f">
             <o:lock v:ext="edit" aspectratio="t"/>
             <w10:anchorlock/>
@@ -483,11 +483,6 @@
       </w:r>
     </w:p>
     <w:p>
-      <w:pPr>
-        <w:ind w:left="240"/>
-      </w:pPr>
-    </w:p>
-    <w:p>
       <w:r>
         <w:t>A example Inflow Timeseries CSV is prepared (</w:t>
       </w:r>
@@ -511,11 +506,6 @@
       </w:r>
     </w:p>
     <w:p>
-      <w:pPr>
-        <w:rPr>
-          <w:rFonts w:ascii="ＭＳ ゴシック" w:eastAsia="ＭＳ ゴシック" w:hAnsi="ＭＳ ゴシック" w:cs="ＭＳ ゴシック"/>
-        </w:rPr>
-      </w:pPr>
       <w:r>
         <w:t>1st to 6</w:t>
       </w:r>
@@ -540,6 +530,80 @@
     </w:p>
     <w:p>
       <w:pPr>
+        <w:rPr>
+          <w:rFonts w:ascii="ＭＳ ゴシック" w:eastAsia="ＭＳ ゴシック" w:hAnsi="ＭＳ ゴシック" w:cs="ＭＳ ゴシック"/>
+        </w:rPr>
+      </w:pPr>
+      <w:r>
+        <w:t xml:space="preserve">The time should be specified by </w:t>
+      </w:r>
+      <w:r>
+        <w:rPr>
+          <w:rStyle w:val="InlineVar"/>
+        </w:rPr>
+        <w:t>YYYY</w:t>
+      </w:r>
+      <w:r>
+        <w:rPr>
+          <w:rStyle w:val="InlineVar"/>
+          <w:color w:val="EE0000"/>
+        </w:rPr>
+        <w:t>-</w:t>
+      </w:r>
+      <w:r>
+        <w:rPr>
+          <w:rStyle w:val="InlineVar"/>
+        </w:rPr>
+        <w:t>MM</w:t>
+      </w:r>
+      <w:r>
+        <w:rPr>
+          <w:rStyle w:val="InlineVar"/>
+          <w:color w:val="EE0000"/>
+        </w:rPr>
+        <w:t>-</w:t>
+      </w:r>
+      <w:r>
+        <w:rPr>
+          <w:rStyle w:val="InlineVar"/>
+        </w:rPr>
+        <w:t>DD</w:t>
+      </w:r>
+      <w:r>
+        <w:rPr>
+          <w:rStyle w:val="InlineVar"/>
+          <w:color w:val="EE0000"/>
+        </w:rPr>
+        <w:t>T</w:t>
+      </w:r>
+      <w:r>
+        <w:rPr>
+          <w:rStyle w:val="InlineVar"/>
+        </w:rPr>
+        <w:t>hh</w:t>
+      </w:r>
+      <w:r>
+        <w:rPr>
+          <w:rStyle w:val="InlineVar"/>
+          <w:color w:val="EE0000"/>
+        </w:rPr>
+        <w:t>:</w:t>
+      </w:r>
+      <w:r>
+        <w:rPr>
+          <w:rStyle w:val="InlineVar"/>
+        </w:rPr>
+        <w:t>mm</w:t>
+      </w:r>
+      <w:r>
+        <w:t xml:space="preserve"> </w:t>
+      </w:r>
+      <w:r>
+        <w:t>format (i.e. one character between numbers).</w:t>
+      </w:r>
+    </w:p>
+    <w:p>
+      <w:pPr>
         <w:pStyle w:val="CodeBlock"/>
         <w:ind w:left="400" w:right="400"/>
       </w:pPr>
@@ -895,13 +959,6 @@
     </w:p>
     <w:p>
       <w:pPr>
-        <w:pStyle w:val="CodeBlock"/>
-        <w:ind w:left="400" w:right="400"/>
-      </w:pPr>
-    </w:p>
-    <w:p/>
-    <w:p>
-      <w:pPr>
         <w:rPr>
           <w:b/>
           <w:bCs/>
@@ -1041,6 +1098,7 @@
         <w:t>UbonRatchathani    Lat=15.22   Lon=104.86</w:t>
       </w:r>
     </w:p>
+    <w:p/>
     <w:p>
       <w:pPr>
         <w:pStyle w:val="4"/>
@@ -1096,13 +1154,122 @@
         <w:ind w:left="400" w:right="400"/>
       </w:pPr>
       <w:r>
+        <w:t>%  ./get_rivinfo  latlon  17.92  102.62</w:t>
+      </w:r>
+    </w:p>
+    <w:p>
+      <w:pPr>
+        <w:pStyle w:val="CodeBlock"/>
+        <w:ind w:left="400" w:right="400"/>
+      </w:pPr>
+    </w:p>
+    <w:p>
+      <w:pPr>
+        <w:pStyle w:val="CodeBlock"/>
+        <w:ind w:left="400" w:right="400"/>
+      </w:pPr>
+      <w:r>
+        <w:t>Point Information</w:t>
+      </w:r>
+    </w:p>
+    <w:p>
+      <w:pPr>
+        <w:pStyle w:val="CodeBlock"/>
+        <w:ind w:left="400" w:right="400"/>
+        <w:rPr>
+          <w:color w:val="EE0000"/>
+        </w:rPr>
+      </w:pPr>
+      <w:r>
+        <w:rPr>
+          <w:color w:val="EE0000"/>
+        </w:rPr>
+        <w:t xml:space="preserve"> Fortran IX,IY:           52          69</w:t>
+      </w:r>
+    </w:p>
+    <w:p>
+      <w:pPr>
+        <w:pStyle w:val="CodeBlock"/>
+        <w:ind w:left="400" w:right="400"/>
+      </w:pPr>
+      <w:r>
+        <w:t xml:space="preserve"> Python  IX,IY:           51          68</w:t>
+      </w:r>
+    </w:p>
+    <w:p>
+      <w:pPr>
+        <w:pStyle w:val="CodeBlock"/>
+        <w:ind w:left="400" w:right="400"/>
+      </w:pPr>
+      <w:r>
+        <w:t xml:space="preserve"> </w:t>
+      </w:r>
+    </w:p>
+    <w:p>
+      <w:pPr>
+        <w:pStyle w:val="CodeBlock"/>
+        <w:ind w:left="400" w:right="400"/>
+      </w:pPr>
+      <w:r>
+        <w:t xml:space="preserve"> Lat, Lon  (Point):               17.9200001       102.620003    </w:t>
+      </w:r>
+    </w:p>
+    <w:p>
+      <w:pPr>
+        <w:pStyle w:val="CodeBlock"/>
+        <w:ind w:left="400" w:right="400"/>
+      </w:pPr>
+      <w:r>
+        <w:t xml:space="preserve"> Lat, Lon  (Grid Center):         17.8750000       102.875000    </w:t>
+      </w:r>
+    </w:p>
+    <w:p>
+      <w:pPr>
+        <w:pStyle w:val="CodeBlock"/>
+        <w:ind w:left="400" w:right="400"/>
+      </w:pPr>
+      <w:r>
+        <w:t xml:space="preserve"> Lat, Lon  (Catchment Outler):    18.0029163       102.970413    </w:t>
+      </w:r>
+    </w:p>
+    <w:p>
+      <w:pPr>
+        <w:pStyle w:val="CodeBlock"/>
+        <w:ind w:left="400" w:right="400"/>
+      </w:pPr>
+      <w:r>
+        <w:t xml:space="preserve"> </w:t>
+      </w:r>
+    </w:p>
+    <w:p>
+      <w:pPr>
+        <w:pStyle w:val="CodeBlock"/>
+        <w:ind w:left="400" w:right="400"/>
+      </w:pPr>
+      <w:r>
+        <w:t xml:space="preserve"> River Basin ID:                 2</w:t>
+      </w:r>
+    </w:p>
+    <w:p>
+      <w:pPr>
+        <w:pStyle w:val="CodeBlock"/>
+        <w:ind w:left="400" w:right="400"/>
+      </w:pPr>
+      <w:r>
+        <w:t xml:space="preserve"> Drainage Area [km2]:    305453.094</w:t>
+      </w:r>
+    </w:p>
+    <w:p/>
+    <w:p>
+      <w:pPr>
+        <w:pStyle w:val="CodeBlock"/>
+        <w:ind w:left="400" w:right="400"/>
+      </w:pPr>
+      <w:r>
         <w:t xml:space="preserve">%  ./get_rivinfo  latlon  </w:t>
       </w:r>
       <w:r>
-        <w:t>17.92</w:t>
-      </w:r>
-      <w:r>
-        <w:t xml:space="preserve">  102.62</w:t>
+        <w:t>15.22   104.86</w:t>
       </w:r>
     </w:p>
     <w:p>
@@ -1124,18 +1291,24 @@
       <w:pPr>
         <w:pStyle w:val="CodeBlock"/>
         <w:ind w:left="400" w:right="400"/>
-      </w:pPr>
-      <w:r>
-        <w:t xml:space="preserve"> Fortran IX,IY:           52          69</w:t>
-      </w:r>
-    </w:p>
-    <w:p>
-      <w:pPr>
-        <w:pStyle w:val="CodeBlock"/>
-        <w:ind w:left="400" w:right="400"/>
-      </w:pPr>
-      <w:r>
-        <w:t xml:space="preserve"> Python  IX,IY:           51          68</w:t>
+        <w:rPr>
+          <w:color w:val="EE0000"/>
+        </w:rPr>
+      </w:pPr>
+      <w:r>
+        <w:rPr>
+          <w:color w:val="EE0000"/>
+        </w:rPr>
+        <w:t xml:space="preserve"> Fortran IX,IY:           60          80</w:t>
+      </w:r>
+    </w:p>
+    <w:p>
+      <w:pPr>
+        <w:pStyle w:val="CodeBlock"/>
+        <w:ind w:left="400" w:right="400"/>
+      </w:pPr>
+      <w:r>
+        <w:t xml:space="preserve"> Python  IX,IY:           59          79</w:t>
       </w:r>
     </w:p>
     <w:p>
@@ -1153,25 +1326,25 @@
         <w:ind w:left="400" w:right="400"/>
       </w:pPr>
       <w:r>
-        <w:t xml:space="preserve"> Lat, Lon  (Point):               17.9200001       102.620003    </w:t>
-      </w:r>
-    </w:p>
-    <w:p>
-      <w:pPr>
-        <w:pStyle w:val="CodeBlock"/>
-        <w:ind w:left="400" w:right="400"/>
-      </w:pPr>
-      <w:r>
-        <w:t xml:space="preserve"> Lat, Lon  (Grid Center):         17.8750000       102.875000    </w:t>
-      </w:r>
-    </w:p>
-    <w:p>
-      <w:pPr>
-        <w:pStyle w:val="CodeBlock"/>
-        <w:ind w:left="400" w:right="400"/>
-      </w:pPr>
-      <w:r>
-        <w:t xml:space="preserve"> Lat, Lon  (Catchment Outler):    18.0029163       102.970413    </w:t>
+        <w:t xml:space="preserve"> Lat, Lon  (Point):               15.2200003       104.860001    </w:t>
+      </w:r>
+    </w:p>
+    <w:p>
+      <w:pPr>
+        <w:pStyle w:val="CodeBlock"/>
+        <w:ind w:left="400" w:right="400"/>
+      </w:pPr>
+      <w:r>
+        <w:t xml:space="preserve"> Lat, Lon  (Grid Center):         15.1250000       104.875000    </w:t>
+      </w:r>
+    </w:p>
+    <w:p>
+      <w:pPr>
+        <w:pStyle w:val="CodeBlock"/>
+        <w:ind w:left="400" w:right="400"/>
+      </w:pPr>
+      <w:r>
+        <w:t xml:space="preserve"> Lat, Lon  (Catchment Outler):    15.3070831       105.111252    </w:t>
       </w:r>
     </w:p>
     <w:p>
@@ -1198,124 +1371,15 @@
         <w:ind w:left="400" w:right="400"/>
       </w:pPr>
       <w:r>
-        <w:t xml:space="preserve"> Drainage Area [km2]:    305453.094</w:t>
+        <w:t xml:space="preserve"> Drainage Area [km2]:    106544.102</w:t>
+      </w:r>
+    </w:p>
+    <w:p>
+      <w:r>
+        <w:t>The point attributes on the CaMa-Flood river map are shown. If the Upstream Area is strange, the inflow point might correspond to a neighboring grid. Please search the appropriate XY location.</w:t>
       </w:r>
     </w:p>
     <w:p/>
-    <w:p>
-      <w:pPr>
-        <w:pStyle w:val="CodeBlock"/>
-        <w:ind w:left="400" w:right="400"/>
-      </w:pPr>
-      <w:r>
-        <w:t xml:space="preserve">%  ./get_rivinfo  latlon  </w:t>
-      </w:r>
-      <w:r>
-        <w:t>15.22   104.86</w:t>
-      </w:r>
-    </w:p>
-    <w:p>
-      <w:pPr>
-        <w:pStyle w:val="CodeBlock"/>
-        <w:ind w:left="400" w:right="400"/>
-      </w:pPr>
-    </w:p>
-    <w:p>
-      <w:pPr>
-        <w:pStyle w:val="CodeBlock"/>
-        <w:ind w:left="400" w:right="400"/>
-      </w:pPr>
-      <w:r>
-        <w:t>Point Information</w:t>
-      </w:r>
-    </w:p>
-    <w:p>
-      <w:pPr>
-        <w:pStyle w:val="CodeBlock"/>
-        <w:ind w:left="400" w:right="400"/>
-      </w:pPr>
-      <w:r>
-        <w:t xml:space="preserve"> Fortran IX,IY:           60          80</w:t>
-      </w:r>
-    </w:p>
-    <w:p>
-      <w:pPr>
-        <w:pStyle w:val="CodeBlock"/>
-        <w:ind w:left="400" w:right="400"/>
-      </w:pPr>
-      <w:r>
-        <w:t xml:space="preserve"> Python  IX,IY:           59          79</w:t>
-      </w:r>
-    </w:p>
-    <w:p>
-      <w:pPr>
-        <w:pStyle w:val="CodeBlock"/>
-        <w:ind w:left="400" w:right="400"/>
-      </w:pPr>
-      <w:r>
-        <w:t xml:space="preserve"> </w:t>
-      </w:r>
-    </w:p>
-    <w:p>
-      <w:pPr>
-        <w:pStyle w:val="CodeBlock"/>
-        <w:ind w:left="400" w:right="400"/>
-      </w:pPr>
-      <w:r>
-        <w:t xml:space="preserve"> Lat, Lon  (Point):               15.2200003       104.860001    </w:t>
-      </w:r>
-    </w:p>
-    <w:p>
-      <w:pPr>
-        <w:pStyle w:val="CodeBlock"/>
-        <w:ind w:left="400" w:right="400"/>
-      </w:pPr>
-      <w:r>
-        <w:t xml:space="preserve"> Lat, Lon  (Grid Center):         15.1250000       104.875000    </w:t>
-      </w:r>
-    </w:p>
-    <w:p>
-      <w:pPr>
-        <w:pStyle w:val="CodeBlock"/>
-        <w:ind w:left="400" w:right="400"/>
-      </w:pPr>
-      <w:r>
-        <w:t xml:space="preserve"> Lat, Lon  (Catchment Outler):    15.3070831       105.111252    </w:t>
-      </w:r>
-    </w:p>
-    <w:p>
-      <w:pPr>
-        <w:pStyle w:val="CodeBlock"/>
-        <w:ind w:left="400" w:right="400"/>
-      </w:pPr>
-      <w:r>
-        <w:t xml:space="preserve"> </w:t>
-      </w:r>
-    </w:p>
-    <w:p>
-      <w:pPr>
-        <w:pStyle w:val="CodeBlock"/>
-        <w:ind w:left="400" w:right="400"/>
-      </w:pPr>
-      <w:r>
-        <w:t xml:space="preserve"> River Basin ID:                 2</w:t>
-      </w:r>
-    </w:p>
-    <w:p>
-      <w:pPr>
-        <w:pStyle w:val="CodeBlock"/>
-        <w:ind w:left="400" w:right="400"/>
-      </w:pPr>
-      <w:r>
-        <w:t xml:space="preserve"> Drainage Area [km2]:    106544.102</w:t>
-      </w:r>
-    </w:p>
-    <w:p/>
-    <w:p>
-      <w:r>
-        <w:t>The point attributes on the CaMa-Flood river map are shown. If the Upstream Area is strange, the inflow point might correspond to a neighboring grid. Please search the appropriate XY location.</w:t>
-      </w:r>
-    </w:p>
     <w:p>
       <w:pPr>
         <w:pStyle w:val="4"/>
@@ -1341,85 +1405,54 @@
         <w:ind w:left="400" w:right="400"/>
       </w:pPr>
       <w:r>
-        <w:t xml:space="preserve">% </w:t>
-      </w:r>
-      <w:r>
-        <w:t xml:space="preserve">cat </w:t>
-      </w:r>
-      <w:r>
-        <w:t xml:space="preserve"> </w:t>
-      </w:r>
-      <w:r>
-        <w:t xml:space="preserve">data/list_points.txt </w:t>
-      </w:r>
-    </w:p>
-    <w:p>
-      <w:pPr>
-        <w:pStyle w:val="CodeBlock"/>
-        <w:ind w:left="400" w:right="400"/>
-      </w:pPr>
-    </w:p>
-    <w:p>
-      <w:pPr>
-        <w:pStyle w:val="CodeBlock"/>
-        <w:ind w:left="400" w:right="400"/>
-      </w:pPr>
-      <w:r>
-        <w:t>Name            IX_fort</w:t>
-      </w:r>
-      <w:r>
-        <w:t xml:space="preserve">  </w:t>
-      </w:r>
-      <w:r>
-        <w:t xml:space="preserve"> IY_fort </w:t>
-      </w:r>
-      <w:r>
-        <w:t xml:space="preserve">    </w:t>
-      </w:r>
-      <w:r>
-        <w:t>Lat</w:t>
-      </w:r>
-      <w:r>
-        <w:t xml:space="preserve"> </w:t>
-      </w:r>
-      <w:r>
-        <w:t xml:space="preserve"> </w:t>
-      </w:r>
-      <w:r>
-        <w:t xml:space="preserve">      </w:t>
-      </w:r>
-      <w:r>
-        <w:t xml:space="preserve">Lon        Uparea          </w:t>
-      </w:r>
-    </w:p>
-    <w:p>
-      <w:pPr>
-        <w:pStyle w:val="CodeBlock"/>
-        <w:ind w:left="400" w:right="400"/>
-      </w:pPr>
-      <w:r>
-        <w:t xml:space="preserve">Vientiane          52      69      </w:t>
-      </w:r>
-      <w:r>
-        <w:t xml:space="preserve"> </w:t>
-      </w:r>
-      <w:r>
-        <w:t>17.92       102.62      305453.1</w:t>
-      </w:r>
-    </w:p>
-    <w:p>
-      <w:pPr>
-        <w:pStyle w:val="CodeBlock"/>
-        <w:ind w:left="400" w:right="400"/>
-      </w:pPr>
-      <w:r>
-        <w:t xml:space="preserve">UbonRatchathani    60      80     </w:t>
-      </w:r>
-      <w:r>
-        <w:t xml:space="preserve"> </w:t>
-      </w:r>
-      <w:r>
-        <w:t xml:space="preserve"> 15.22       104.86      106544.1</w:t>
+        <w:t xml:space="preserve">% cat  data/list_points.txt </w:t>
+      </w:r>
+    </w:p>
+    <w:p>
+      <w:pPr>
+        <w:pStyle w:val="CodeBlock"/>
+        <w:ind w:left="400" w:right="400"/>
+      </w:pPr>
+    </w:p>
+    <w:p>
+      <w:pPr>
+        <w:pStyle w:val="CodeBlock"/>
+        <w:ind w:left="400" w:right="400"/>
+      </w:pPr>
+      <w:r>
+        <w:t xml:space="preserve">Name            IX_fort   IY_fort     Lat        Lon        Uparea          </w:t>
+      </w:r>
+    </w:p>
+    <w:p>
+      <w:pPr>
+        <w:pStyle w:val="CodeBlock"/>
+        <w:ind w:left="400" w:right="400"/>
+      </w:pPr>
+      <w:r>
+        <w:t>Vientiane          52      69       17.92       102.62      305453.1</w:t>
+      </w:r>
+    </w:p>
+    <w:p>
+      <w:pPr>
+        <w:pStyle w:val="CodeBlock"/>
+        <w:ind w:left="400" w:right="400"/>
+      </w:pPr>
+      <w:r>
+        <w:t>UbonRatchathani    60      80       15.22       104.86      106544.1</w:t>
+      </w:r>
+    </w:p>
+    <w:p>
+      <w:pPr>
+        <w:rPr>
+          <w:color w:val="EE0000"/>
+        </w:rPr>
+      </w:pPr>
+      <w:r>
+        <w:rPr>
+          <w:color w:val="EE0000"/>
+        </w:rPr>
+        <w:lastRenderedPageBreak/>
+        <w:t>This Inflow Point List is used for generating the modified river map (excluding upstream basin). Please follow the above data format, if you prepare your own inflow point list.</w:t>
       </w:r>
     </w:p>
     <w:p>
@@ -1427,17 +1460,7 @@
         <w:pStyle w:val="2"/>
       </w:pPr>
       <w:r>
-        <w:lastRenderedPageBreak/>
-        <w:t>3.</w:t>
-      </w:r>
-      <w:r>
-        <w:t>3</w:t>
-      </w:r>
-      <w:r>
-        <w:t xml:space="preserve"> </w:t>
-      </w:r>
-      <w:r>
-        <w:t xml:space="preserve">Prepare modified river map. </w:t>
+        <w:t xml:space="preserve">3.3 Prepare modified river map. </w:t>
       </w:r>
     </w:p>
     <w:p>
@@ -1447,10 +1470,7 @@
     </w:p>
     <w:p>
       <w:r>
-        <w:t>First, go to</w:t>
-      </w:r>
-      <w:r>
-        <w:t xml:space="preserve"> </w:t>
+        <w:t xml:space="preserve">First, go to </w:t>
       </w:r>
       <w:r>
         <w:rPr>
@@ -1471,22 +1491,7 @@
         <w:ind w:left="400" w:right="400"/>
       </w:pPr>
       <w:r>
-        <w:t xml:space="preserve">% </w:t>
-      </w:r>
-      <w:r>
-        <w:t xml:space="preserve"> </w:t>
-      </w:r>
-      <w:r>
-        <w:t>c</w:t>
-      </w:r>
-      <w:r>
-        <w:t>d</w:t>
-      </w:r>
-      <w:r>
-        <w:t xml:space="preserve">  </w:t>
-      </w:r>
-      <w:r>
-        <w:t>$CaMa-Flood/etc/upstream_inflow/src</w:t>
+        <w:t>%  cd  $CaMa-Flood/etc/upstream_inflow/src</w:t>
       </w:r>
     </w:p>
     <w:p>
@@ -1513,10 +1518,7 @@
         <w:t xml:space="preserve"> </w:t>
       </w:r>
       <w:r>
-        <w:t>and</w:t>
-      </w:r>
-      <w:r>
-        <w:t xml:space="preserve"> </w:t>
+        <w:t xml:space="preserve">and </w:t>
       </w:r>
       <w:r>
         <w:rPr>
@@ -1549,10 +1551,7 @@
     </w:p>
     <w:p>
       <w:r>
-        <w:t xml:space="preserve">S01 script </w:t>
-      </w:r>
-      <w:r>
-        <w:t>mask upstream basins of the inflow points, and generate modified nextxy river map.</w:t>
+        <w:t>S01 script mask upstream basins of the inflow points, and generate modified nextxy river map.</w:t>
       </w:r>
     </w:p>
     <w:p>
@@ -1709,22 +1708,16 @@
         <w:ind w:left="400" w:right="400"/>
       </w:pPr>
       <w:r>
-        <w:t xml:space="preserve">% </w:t>
-      </w:r>
-      <w:r>
-        <w:t xml:space="preserve"> ./s00-link.sh</w:t>
-      </w:r>
-    </w:p>
-    <w:p>
-      <w:pPr>
-        <w:pStyle w:val="CodeBlock"/>
-        <w:ind w:left="400" w:right="400"/>
-      </w:pPr>
-      <w:r>
-        <w:t>%  ./</w:t>
-      </w:r>
-      <w:r>
-        <w:t>s01-mask_upbasin.sh</w:t>
+        <w:t>%  ./s00-link.sh</w:t>
+      </w:r>
+    </w:p>
+    <w:p>
+      <w:pPr>
+        <w:pStyle w:val="CodeBlock"/>
+        <w:ind w:left="400" w:right="400"/>
+      </w:pPr>
+      <w:r>
+        <w:t>%  ./s01-mask_upbasin.sh</w:t>
       </w:r>
     </w:p>
     <w:p/>
@@ -1747,23 +1740,13 @@
     </w:p>
     <w:p>
       <w:r>
-        <w:lastRenderedPageBreak/>
-        <w:t xml:space="preserve">The upstream mask map is also generated </w:t>
-      </w:r>
-      <w:r>
-        <w:t xml:space="preserve">as </w:t>
+        <w:t xml:space="preserve">The upstream mask map is also generated as </w:t>
       </w:r>
       <w:r>
         <w:rPr>
           <w:rStyle w:val="InlineVar"/>
         </w:rPr>
-        <w:t>upst_mask</w:t>
-      </w:r>
-      <w:r>
-        <w:rPr>
-          <w:rStyle w:val="InlineVar"/>
-        </w:rPr>
-        <w:t>.bin</w:t>
+        <w:t>upst_mask.bin</w:t>
       </w:r>
       <w:r>
         <w:t xml:space="preserve"> </w:t>
@@ -1824,15 +1807,16 @@
         <w:pStyle w:val="FigureCaption"/>
       </w:pPr>
       <w:r>
-        <w:t xml:space="preserve">Figure: </w:t>
-      </w:r>
-      <w:r>
-        <w:t>Example of Upstream_Mask</w:t>
+        <w:t>Figure: Example of Upstream_Mask</w:t>
       </w:r>
     </w:p>
     <w:p>
       <w:bookmarkStart w:id="8" w:name="X103043b20d99c59d5a5c8ea6a7e0140864e8431"/>
-    </w:p>
+      <w:r>
+        <w:t>Note: The inflow point grids (where inflow is treated as additional runoff input) should be kept in the modified river map. Only the upstream grids of the inflow points (blue in the above figure) are excluded.</w:t>
+      </w:r>
+    </w:p>
+    <w:p/>
     <w:p>
       <w:pPr>
         <w:pStyle w:val="2"/>
@@ -1861,6 +1845,7 @@
         <w:t>In the sample data, the CaMa-Flood original simulation (without upstream inflow scheme) is used to as a baseline data for the upstream inflow timeseries data. The goal is to make the simulation results of Upstream Inflow scheme almost same as the original simulation results.</w:t>
       </w:r>
     </w:p>
+    <w:p/>
     <w:p>
       <w:pPr>
         <w:pStyle w:val="4"/>
@@ -1894,18 +1879,16 @@
         <w:t>etc/upstream_inflow/out_ori/</w:t>
       </w:r>
       <w:r>
-        <w:t xml:space="preserve"> </w:t>
-      </w:r>
-      <w:r>
-        <w:t>directory.</w:t>
-      </w:r>
-    </w:p>
-    <w:p>
-      <w:pPr>
-        <w:pStyle w:val="CodeBlock"/>
-        <w:ind w:left="400" w:right="400"/>
-      </w:pPr>
-      <w:r>
+        <w:t xml:space="preserve"> directory.</w:t>
+      </w:r>
+    </w:p>
+    <w:p>
+      <w:pPr>
+        <w:pStyle w:val="CodeBlock"/>
+        <w:ind w:left="400" w:right="400"/>
+      </w:pPr>
+      <w:r>
+        <w:lastRenderedPageBreak/>
         <w:t>%  $CaMa-Flood/etc/upstream_inflow/</w:t>
       </w:r>
     </w:p>
@@ -1930,10 +1913,8 @@
         <w:t>%  ls out_ori/</w:t>
       </w:r>
     </w:p>
-    <w:p/>
-    <w:p>
-      <w:r>
-        <w:lastRenderedPageBreak/>
+    <w:p>
+      <w:r>
         <w:t xml:space="preserve">Note: the script </w:t>
       </w:r>
       <w:r>
@@ -1964,10 +1945,7 @@
         <w:t>out_mask/</w:t>
       </w:r>
       <w:r>
-        <w:t xml:space="preserve"> </w:t>
-      </w:r>
-      <w:r>
-        <w:t>directory.</w:t>
+        <w:t xml:space="preserve"> directory.</w:t>
       </w:r>
     </w:p>
     <w:p/>
@@ -1979,15 +1957,12 @@
         <w:t>Extract discharge at Inflow Points</w:t>
       </w:r>
       <w:r>
-        <w:t xml:space="preserve"> and create Inflow Timeseries CSV.</w:t>
-      </w:r>
-    </w:p>
-    <w:p>
-      <w:r>
-        <w:t>The script</w:t>
-      </w:r>
-      <w:r>
-        <w:t xml:space="preserve"> </w:t>
+        <w:t xml:space="preserve"> and create Inflow Timeseries CSV</w:t>
+      </w:r>
+    </w:p>
+    <w:p>
+      <w:r>
+        <w:t xml:space="preserve">The script </w:t>
       </w:r>
       <w:r>
         <w:rPr>
@@ -1996,10 +1971,7 @@
         <w:t>s02-extract_outflw_ori.sh</w:t>
       </w:r>
       <w:r>
-        <w:t xml:space="preserve"> </w:t>
-      </w:r>
-      <w:r>
-        <w:t>extracts the hourly (or daily) discharge from the simulation data.</w:t>
+        <w:t xml:space="preserve"> extracts the hourly (or daily) discharge from the simulation data.</w:t>
       </w:r>
     </w:p>
     <w:p>
@@ -2010,13 +1982,7 @@
         <w:rPr>
           <w:rStyle w:val="InlineVar"/>
         </w:rPr>
-        <w:t>gauge</w:t>
-      </w:r>
-      <w:r>
-        <w:rPr>
-          <w:rStyle w:val="InlineVar"/>
-        </w:rPr>
-        <w:t>/</w:t>
+        <w:t>gauge/</w:t>
       </w:r>
       <w:r>
         <w:t xml:space="preserve"> directory.</w:t>
@@ -2168,30 +2134,23 @@
         <w:t>2000-01-01T03:00,798.72,47.19</w:t>
       </w:r>
     </w:p>
+    <w:p>
+      <w:r>
+        <w:t>This Inflow CSV should be given as the format described above, when you prepare your own Upstream Inflow. Number of the inflow points can be flexible, as long as the CSV format is kept.</w:t>
+      </w:r>
+    </w:p>
     <w:p/>
     <w:p>
       <w:pPr>
         <w:pStyle w:val="2"/>
       </w:pPr>
       <w:r>
-        <w:t>3.</w:t>
-      </w:r>
-      <w:r>
-        <w:t>5</w:t>
-      </w:r>
-      <w:r>
-        <w:t xml:space="preserve"> </w:t>
-      </w:r>
-      <w:r>
-        <w:t>Execute simulation with Upstream Inflow scheme</w:t>
-      </w:r>
-    </w:p>
-    <w:p>
-      <w:r>
-        <w:t xml:space="preserve">The script to </w:t>
-      </w:r>
-      <w:r>
-        <w:t xml:space="preserve">execute simulation with Upstream Inflow scheme is prepared as </w:t>
+        <w:t>3.5 Execute simulation with Upstream Inflow scheme</w:t>
+      </w:r>
+    </w:p>
+    <w:p>
+      <w:r>
+        <w:t xml:space="preserve">The script to execute simulation with Upstream Inflow scheme is prepared as </w:t>
       </w:r>
       <w:r>
         <w:rPr>
@@ -2208,49 +2167,21 @@
         <w:rPr>
           <w:rStyle w:val="InlineVar"/>
         </w:rPr>
-        <w:t>out</w:t>
+        <w:t>out_upst/</w:t>
+      </w:r>
+      <w:r>
+        <w:t xml:space="preserve"> directory. The simulation results are expected to be almost identical to the original simulation in </w:t>
       </w:r>
       <w:r>
         <w:rPr>
           <w:rStyle w:val="InlineVar"/>
         </w:rPr>
-        <w:t>_upst</w:t>
-      </w:r>
-      <w:r>
-        <w:rPr>
-          <w:rStyle w:val="InlineVar"/>
-        </w:rPr>
-        <w:t>/</w:t>
+        <w:t>out_ori/</w:t>
       </w:r>
       <w:r>
         <w:t xml:space="preserve"> directory.</w:t>
       </w:r>
-      <w:r>
-        <w:t xml:space="preserve"> The simulation results are expected to be almost identical to the original simulation in </w:t>
-      </w:r>
-      <w:r>
-        <w:rPr>
-          <w:rStyle w:val="InlineVar"/>
-        </w:rPr>
-        <w:t>out_</w:t>
-      </w:r>
-      <w:r>
-        <w:rPr>
-          <w:rStyle w:val="InlineVar"/>
-        </w:rPr>
-        <w:t>ori</w:t>
-      </w:r>
-      <w:r>
-        <w:rPr>
-          <w:rStyle w:val="InlineVar"/>
-        </w:rPr>
-        <w:t>/</w:t>
-      </w:r>
-      <w:r>
-        <w:t xml:space="preserve"> directory.</w:t>
-      </w:r>
-    </w:p>
-    <w:p/>
+    </w:p>
     <w:p>
       <w:pPr>
         <w:pStyle w:val="FigureCaption"/>
@@ -2368,6 +2299,100 @@
     </w:p>
     <w:bookmarkEnd w:id="10"/>
     <w:p/>
+    <w:p>
+      <w:pPr>
+        <w:pStyle w:val="10"/>
+      </w:pPr>
+      <w:r>
+        <w:lastRenderedPageBreak/>
+        <w:t>4</w:t>
+      </w:r>
+      <w:r>
+        <w:t xml:space="preserve">. </w:t>
+      </w:r>
+      <w:r>
+        <w:t>Customize Upstream Inflow scheme</w:t>
+      </w:r>
+    </w:p>
+    <w:p>
+      <w:r>
+        <w:t>If you want to use your own Upstream Inflow data, you can execute the simulation following the above procedures in Section 3.</w:t>
+      </w:r>
+    </w:p>
+    <w:p>
+      <w:pPr>
+        <w:pStyle w:val="a5"/>
+        <w:numPr>
+          <w:ilvl w:val="1"/>
+          <w:numId w:val="37"/>
+        </w:numPr>
+      </w:pPr>
+      <w:r>
+        <w:t>Check the corresponding grids to inflow points on CaMa-Flood river map.</w:t>
+      </w:r>
+    </w:p>
+    <w:p>
+      <w:pPr>
+        <w:pStyle w:val="a5"/>
+        <w:numPr>
+          <w:ilvl w:val="1"/>
+          <w:numId w:val="37"/>
+        </w:numPr>
+      </w:pPr>
+      <w:r>
+        <w:t>Prepare Inflow Point List file.</w:t>
+      </w:r>
+    </w:p>
+    <w:p>
+      <w:pPr>
+        <w:pStyle w:val="a5"/>
+        <w:numPr>
+          <w:ilvl w:val="1"/>
+          <w:numId w:val="37"/>
+        </w:numPr>
+      </w:pPr>
+      <w:r>
+        <w:t>Prepare modified nextxy river map, excluding the upstream basins</w:t>
+      </w:r>
+    </w:p>
+    <w:p>
+      <w:pPr>
+        <w:pStyle w:val="a5"/>
+        <w:numPr>
+          <w:ilvl w:val="1"/>
+          <w:numId w:val="37"/>
+        </w:numPr>
+      </w:pPr>
+      <w:r>
+        <w:t>Prepare Inflow CSV file.</w:t>
+      </w:r>
+    </w:p>
+    <w:p>
+      <w:pPr>
+        <w:pStyle w:val="a5"/>
+        <w:numPr>
+          <w:ilvl w:val="1"/>
+          <w:numId w:val="37"/>
+        </w:numPr>
+      </w:pPr>
+      <w:r>
+        <w:t>Specify “Modified River Map”, “Inflow CSV”, “Inflow Frequency” in shell script.</w:t>
+      </w:r>
+    </w:p>
+    <w:p/>
+    <w:p>
+      <w:pPr>
+        <w:rPr>
+          <w:color w:val="EE0000"/>
+        </w:rPr>
+      </w:pPr>
+      <w:r>
+        <w:rPr>
+          <w:color w:val="EE0000"/>
+        </w:rPr>
+        <w:t>Note: instead of using simulation-based discharge, another discharge (e.g. observed gauged discharge) can be used, as long as the data format is same.</w:t>
+      </w:r>
+    </w:p>
     <w:sectPr>
       <w:pgSz w:w="11906" w:h="16838"/>
       <w:pgMar w:top="1440" w:right="1080" w:bottom="1440" w:left="1080" w:header="851" w:footer="992" w:gutter="0"/>
